--- a/2_planeacion/2_evaluacion/2_quices/6_quiz/quiz_1_1/quiz_6_tema_1.docx
+++ b/2_planeacion/2_evaluacion/2_quices/6_quiz/quiz_1_1/quiz_6_tema_1.docx
@@ -100,6 +100,299 @@
         </w:rPr>
         <w:t>Fracciones parciales</w:t>
       </w:r>
+      <w:r>
+        <w:rPr>
+          <w:lang w:val="es-ES"/>
+        </w:rPr>
+        <w:t xml:space="preserve">  </w:t>
+      </w:r>
+    </w:p>
+    <w:p>
+      <w:pPr>
+        <w:rPr>
+          <w:lang w:val="es-ES"/>
+        </w:rPr>
+      </w:pPr>
+    </w:p>
+    <w:p>
+      <w:pPr>
+        <w:rPr>
+          <w:lang w:val="es-ES"/>
+        </w:rPr>
+      </w:pPr>
+      <w:r>
+        <w:rPr>
+          <w:lang w:val="es-ES"/>
+        </w:rPr>
+        <w:drawing>
+          <wp:inline distT="0" distB="0" distL="0" distR="0" wp14:anchorId="3101871F" wp14:editId="22A97CFE">
+            <wp:extent cx="4686954" cy="5229955"/>
+            <wp:effectExtent l="0" t="0" r="0" b="8890"/>
+            <wp:docPr id="105904026" name="Imagen 1"/>
+            <wp:cNvGraphicFramePr>
+              <a:graphicFrameLocks xmlns:a="http://schemas.openxmlformats.org/drawingml/2006/main" noChangeAspect="1"/>
+            </wp:cNvGraphicFramePr>
+            <a:graphic xmlns:a="http://schemas.openxmlformats.org/drawingml/2006/main">
+              <a:graphicData uri="http://schemas.openxmlformats.org/drawingml/2006/picture">
+                <pic:pic xmlns:pic="http://schemas.openxmlformats.org/drawingml/2006/picture">
+                  <pic:nvPicPr>
+                    <pic:cNvPr id="105904026" name=""/>
+                    <pic:cNvPicPr/>
+                  </pic:nvPicPr>
+                  <pic:blipFill>
+                    <a:blip r:embed="rId4"/>
+                    <a:stretch>
+                      <a:fillRect/>
+                    </a:stretch>
+                  </pic:blipFill>
+                  <pic:spPr>
+                    <a:xfrm>
+                      <a:off x="0" y="0"/>
+                      <a:ext cx="4686954" cy="5229955"/>
+                    </a:xfrm>
+                    <a:prstGeom prst="rect">
+                      <a:avLst/>
+                    </a:prstGeom>
+                  </pic:spPr>
+                </pic:pic>
+              </a:graphicData>
+            </a:graphic>
+          </wp:inline>
+        </w:drawing>
+      </w:r>
+    </w:p>
+    <w:p>
+      <w:pPr>
+        <w:rPr>
+          <w:lang w:val="es-ES"/>
+        </w:rPr>
+      </w:pPr>
+    </w:p>
+    <w:p>
+      <w:pPr>
+        <w:rPr>
+          <w:lang w:val="es-ES"/>
+        </w:rPr>
+      </w:pPr>
+      <w:r>
+        <w:rPr>
+          <w:lang w:val="es-ES"/>
+        </w:rPr>
+        <w:lastRenderedPageBreak/>
+        <w:drawing>
+          <wp:inline distT="0" distB="0" distL="0" distR="0" wp14:anchorId="1B282C21" wp14:editId="6272F134">
+            <wp:extent cx="3924848" cy="2191056"/>
+            <wp:effectExtent l="0" t="0" r="0" b="0"/>
+            <wp:docPr id="1223026684" name="Imagen 1" descr="Texto, Carta&#10;&#10;El contenido generado por IA puede ser incorrecto."/>
+            <wp:cNvGraphicFramePr>
+              <a:graphicFrameLocks xmlns:a="http://schemas.openxmlformats.org/drawingml/2006/main" noChangeAspect="1"/>
+            </wp:cNvGraphicFramePr>
+            <a:graphic xmlns:a="http://schemas.openxmlformats.org/drawingml/2006/main">
+              <a:graphicData uri="http://schemas.openxmlformats.org/drawingml/2006/picture">
+                <pic:pic xmlns:pic="http://schemas.openxmlformats.org/drawingml/2006/picture">
+                  <pic:nvPicPr>
+                    <pic:cNvPr id="1223026684" name="Imagen 1" descr="Texto, Carta&#10;&#10;El contenido generado por IA puede ser incorrecto."/>
+                    <pic:cNvPicPr/>
+                  </pic:nvPicPr>
+                  <pic:blipFill>
+                    <a:blip r:embed="rId5"/>
+                    <a:stretch>
+                      <a:fillRect/>
+                    </a:stretch>
+                  </pic:blipFill>
+                  <pic:spPr>
+                    <a:xfrm>
+                      <a:off x="0" y="0"/>
+                      <a:ext cx="3924848" cy="2191056"/>
+                    </a:xfrm>
+                    <a:prstGeom prst="rect">
+                      <a:avLst/>
+                    </a:prstGeom>
+                  </pic:spPr>
+                </pic:pic>
+              </a:graphicData>
+            </a:graphic>
+          </wp:inline>
+        </w:drawing>
+      </w:r>
+    </w:p>
+    <w:p>
+      <w:pPr>
+        <w:rPr>
+          <w:lang w:val="es-ES"/>
+        </w:rPr>
+      </w:pPr>
+    </w:p>
+    <w:p>
+      <w:pPr>
+        <w:rPr>
+          <w:lang w:val="es-ES"/>
+        </w:rPr>
+      </w:pPr>
+      <w:r>
+        <w:rPr>
+          <w:lang w:val="es-ES"/>
+        </w:rPr>
+        <w:lastRenderedPageBreak/>
+        <w:drawing>
+          <wp:inline distT="0" distB="0" distL="0" distR="0" wp14:anchorId="3EDD393C" wp14:editId="65607F69">
+            <wp:extent cx="4763165" cy="6611273"/>
+            <wp:effectExtent l="0" t="0" r="0" b="0"/>
+            <wp:docPr id="400376313" name="Imagen 1" descr="Tabla&#10;&#10;El contenido generado por IA puede ser incorrecto."/>
+            <wp:cNvGraphicFramePr>
+              <a:graphicFrameLocks xmlns:a="http://schemas.openxmlformats.org/drawingml/2006/main" noChangeAspect="1"/>
+            </wp:cNvGraphicFramePr>
+            <a:graphic xmlns:a="http://schemas.openxmlformats.org/drawingml/2006/main">
+              <a:graphicData uri="http://schemas.openxmlformats.org/drawingml/2006/picture">
+                <pic:pic xmlns:pic="http://schemas.openxmlformats.org/drawingml/2006/picture">
+                  <pic:nvPicPr>
+                    <pic:cNvPr id="400376313" name="Imagen 1" descr="Tabla&#10;&#10;El contenido generado por IA puede ser incorrecto."/>
+                    <pic:cNvPicPr/>
+                  </pic:nvPicPr>
+                  <pic:blipFill>
+                    <a:blip r:embed="rId6"/>
+                    <a:stretch>
+                      <a:fillRect/>
+                    </a:stretch>
+                  </pic:blipFill>
+                  <pic:spPr>
+                    <a:xfrm>
+                      <a:off x="0" y="0"/>
+                      <a:ext cx="4763165" cy="6611273"/>
+                    </a:xfrm>
+                    <a:prstGeom prst="rect">
+                      <a:avLst/>
+                    </a:prstGeom>
+                  </pic:spPr>
+                </pic:pic>
+              </a:graphicData>
+            </a:graphic>
+          </wp:inline>
+        </w:drawing>
+      </w:r>
+    </w:p>
+    <w:p>
+      <w:pPr>
+        <w:rPr>
+          <w:lang w:val="es-ES"/>
+        </w:rPr>
+      </w:pPr>
+    </w:p>
+    <w:p>
+      <w:pPr>
+        <w:rPr>
+          <w:lang w:val="es-ES"/>
+        </w:rPr>
+      </w:pPr>
+      <w:r>
+        <w:rPr>
+          <w:lang w:val="es-ES"/>
+        </w:rPr>
+        <w:lastRenderedPageBreak/>
+        <w:drawing>
+          <wp:inline distT="0" distB="0" distL="0" distR="0" wp14:anchorId="2B450A16" wp14:editId="43E600CB">
+            <wp:extent cx="5612130" cy="1488440"/>
+            <wp:effectExtent l="0" t="0" r="7620" b="0"/>
+            <wp:docPr id="1811377578" name="Imagen 1"/>
+            <wp:cNvGraphicFramePr>
+              <a:graphicFrameLocks xmlns:a="http://schemas.openxmlformats.org/drawingml/2006/main" noChangeAspect="1"/>
+            </wp:cNvGraphicFramePr>
+            <a:graphic xmlns:a="http://schemas.openxmlformats.org/drawingml/2006/main">
+              <a:graphicData uri="http://schemas.openxmlformats.org/drawingml/2006/picture">
+                <pic:pic xmlns:pic="http://schemas.openxmlformats.org/drawingml/2006/picture">
+                  <pic:nvPicPr>
+                    <pic:cNvPr id="1811377578" name=""/>
+                    <pic:cNvPicPr/>
+                  </pic:nvPicPr>
+                  <pic:blipFill>
+                    <a:blip r:embed="rId7"/>
+                    <a:stretch>
+                      <a:fillRect/>
+                    </a:stretch>
+                  </pic:blipFill>
+                  <pic:spPr>
+                    <a:xfrm>
+                      <a:off x="0" y="0"/>
+                      <a:ext cx="5612130" cy="1488440"/>
+                    </a:xfrm>
+                    <a:prstGeom prst="rect">
+                      <a:avLst/>
+                    </a:prstGeom>
+                  </pic:spPr>
+                </pic:pic>
+              </a:graphicData>
+            </a:graphic>
+          </wp:inline>
+        </w:drawing>
+      </w:r>
+    </w:p>
+    <w:p>
+      <w:pPr>
+        <w:rPr>
+          <w:lang w:val="es-ES"/>
+        </w:rPr>
+      </w:pPr>
+    </w:p>
+    <w:p>
+      <w:pPr>
+        <w:rPr>
+          <w:lang w:val="es-ES"/>
+        </w:rPr>
+      </w:pPr>
+      <w:r>
+        <w:rPr>
+          <w:lang w:val="es-ES"/>
+        </w:rPr>
+        <w:drawing>
+          <wp:inline distT="0" distB="0" distL="0" distR="0" wp14:anchorId="593DF5A9" wp14:editId="3FCD18DE">
+            <wp:extent cx="5612130" cy="1240790"/>
+            <wp:effectExtent l="0" t="0" r="7620" b="0"/>
+            <wp:docPr id="2079543234" name="Imagen 1" descr="Imagen que contiene Texto&#10;&#10;El contenido generado por IA puede ser incorrecto."/>
+            <wp:cNvGraphicFramePr>
+              <a:graphicFrameLocks xmlns:a="http://schemas.openxmlformats.org/drawingml/2006/main" noChangeAspect="1"/>
+            </wp:cNvGraphicFramePr>
+            <a:graphic xmlns:a="http://schemas.openxmlformats.org/drawingml/2006/main">
+              <a:graphicData uri="http://schemas.openxmlformats.org/drawingml/2006/picture">
+                <pic:pic xmlns:pic="http://schemas.openxmlformats.org/drawingml/2006/picture">
+                  <pic:nvPicPr>
+                    <pic:cNvPr id="2079543234" name="Imagen 1" descr="Imagen que contiene Texto&#10;&#10;El contenido generado por IA puede ser incorrecto."/>
+                    <pic:cNvPicPr/>
+                  </pic:nvPicPr>
+                  <pic:blipFill>
+                    <a:blip r:embed="rId8"/>
+                    <a:stretch>
+                      <a:fillRect/>
+                    </a:stretch>
+                  </pic:blipFill>
+                  <pic:spPr>
+                    <a:xfrm>
+                      <a:off x="0" y="0"/>
+                      <a:ext cx="5612130" cy="1240790"/>
+                    </a:xfrm>
+                    <a:prstGeom prst="rect">
+                      <a:avLst/>
+                    </a:prstGeom>
+                  </pic:spPr>
+                </pic:pic>
+              </a:graphicData>
+            </a:graphic>
+          </wp:inline>
+        </w:drawing>
+      </w:r>
+    </w:p>
+    <w:p>
+      <w:pPr>
+        <w:rPr>
+          <w:lang w:val="es-ES"/>
+        </w:rPr>
+      </w:pPr>
+    </w:p>
+    <w:p>
+      <w:pPr>
+        <w:rPr>
+          <w:lang w:val="es-ES"/>
+        </w:rPr>
+      </w:pPr>
     </w:p>
     <w:sectPr>
       <w:pgSz w:w="12240" w:h="15840"/>
